--- a/resources/templates/modelo_proposta_adequacoes_registro_recalque.docx
+++ b/resources/templates/modelo_proposta_adequacoes_registro_recalque.docx
@@ -40,7 +40,27 @@
           <w:sz w:val="24"/>
           <w:szCs w:val="24"/>
         </w:rPr>
-        <w:t>{data_extenso}</w:t>
+        <w:t>{</w:t>
+      </w:r>
+      <w:proofErr w:type="spellStart"/>
+      <w:r>
+        <w:rPr>
+          <w:b/>
+          <w:color w:val="000000"/>
+          <w:sz w:val="24"/>
+          <w:szCs w:val="24"/>
+        </w:rPr>
+        <w:t>data_extenso</w:t>
+      </w:r>
+      <w:proofErr w:type="spellEnd"/>
+      <w:r>
+        <w:rPr>
+          <w:b/>
+          <w:color w:val="000000"/>
+          <w:sz w:val="24"/>
+          <w:szCs w:val="24"/>
+        </w:rPr>
+        <w:t>}</w:t>
       </w:r>
       <w:r>
         <w:rPr>
@@ -104,7 +124,27 @@
           <w:sz w:val="32"/>
           <w:szCs w:val="32"/>
         </w:rPr>
-        <w:t>{nome_cliente}</w:t>
+        <w:t>{</w:t>
+      </w:r>
+      <w:proofErr w:type="spellStart"/>
+      <w:r>
+        <w:rPr>
+          <w:b/>
+          <w:bCs/>
+          <w:sz w:val="32"/>
+          <w:szCs w:val="32"/>
+        </w:rPr>
+        <w:t>nome_cliente</w:t>
+      </w:r>
+      <w:proofErr w:type="spellEnd"/>
+      <w:r>
+        <w:rPr>
+          <w:b/>
+          <w:bCs/>
+          <w:sz w:val="32"/>
+          <w:szCs w:val="32"/>
+        </w:rPr>
+        <w:t>}</w:t>
       </w:r>
     </w:p>
     <w:p>
@@ -129,7 +169,27 @@
           <w:sz w:val="26"/>
           <w:szCs w:val="26"/>
         </w:rPr>
-        <w:t>{endereço_cliente}</w:t>
+        <w:t>{</w:t>
+      </w:r>
+      <w:proofErr w:type="spellStart"/>
+      <w:r>
+        <w:rPr>
+          <w:b/>
+          <w:bCs/>
+          <w:sz w:val="26"/>
+          <w:szCs w:val="26"/>
+        </w:rPr>
+        <w:t>endereço_cliente</w:t>
+      </w:r>
+      <w:proofErr w:type="spellEnd"/>
+      <w:r>
+        <w:rPr>
+          <w:b/>
+          <w:bCs/>
+          <w:sz w:val="26"/>
+          <w:szCs w:val="26"/>
+        </w:rPr>
+        <w:t>}</w:t>
       </w:r>
     </w:p>
     <w:p>
@@ -213,7 +273,25 @@
           <w:sz w:val="24"/>
           <w:szCs w:val="24"/>
         </w:rPr>
-        <w:t>A A.Corrêa é uma empresa prestadora de serviços de adequações e regularizações condominiais, atuamos com:</w:t>
+        <w:t xml:space="preserve">A </w:t>
+      </w:r>
+      <w:proofErr w:type="spellStart"/>
+      <w:proofErr w:type="gramStart"/>
+      <w:r>
+        <w:rPr>
+          <w:sz w:val="24"/>
+          <w:szCs w:val="24"/>
+        </w:rPr>
+        <w:t>A.Corrêa</w:t>
+      </w:r>
+      <w:proofErr w:type="spellEnd"/>
+      <w:proofErr w:type="gramEnd"/>
+      <w:r>
+        <w:rPr>
+          <w:sz w:val="24"/>
+          <w:szCs w:val="24"/>
+        </w:rPr>
+        <w:t xml:space="preserve"> é uma empresa prestadora de serviços de adequações e regularizações condominiais, atuamos com:</w:t>
       </w:r>
     </w:p>
     <w:p>
@@ -476,7 +554,23 @@
           <w:sz w:val="24"/>
           <w:szCs w:val="24"/>
         </w:rPr>
-        <w:t>Proposta técnica referente à emissão de laudos e atestados visando renovação do AVCB.</w:t>
+        <w:t xml:space="preserve">Proposta técnica referente </w:t>
+      </w:r>
+      <w:proofErr w:type="gramStart"/>
+      <w:r>
+        <w:rPr>
+          <w:sz w:val="24"/>
+          <w:szCs w:val="24"/>
+        </w:rPr>
+        <w:t>à</w:t>
+      </w:r>
+      <w:proofErr w:type="gramEnd"/>
+      <w:r>
+        <w:rPr>
+          <w:sz w:val="24"/>
+          <w:szCs w:val="24"/>
+        </w:rPr>
+        <w:t xml:space="preserve"> adequações visando renovação do AVCB.</w:t>
       </w:r>
     </w:p>
     <w:p>
@@ -491,6 +585,7 @@
           <w:b/>
           <w:sz w:val="26"/>
           <w:szCs w:val="26"/>
+          <w:u w:val="single"/>
         </w:rPr>
       </w:pPr>
     </w:p>
@@ -703,7 +798,23 @@
           <w:sz w:val="24"/>
           <w:szCs w:val="24"/>
         </w:rPr>
-        <w:t>{itens_recalque}</w:t>
+        <w:t>{</w:t>
+      </w:r>
+      <w:proofErr w:type="spellStart"/>
+      <w:r>
+        <w:rPr>
+          <w:sz w:val="24"/>
+          <w:szCs w:val="24"/>
+        </w:rPr>
+        <w:t>itens_recalque</w:t>
+      </w:r>
+      <w:proofErr w:type="spellEnd"/>
+      <w:r>
+        <w:rPr>
+          <w:sz w:val="24"/>
+          <w:szCs w:val="24"/>
+        </w:rPr>
+        <w:t>}</w:t>
       </w:r>
     </w:p>
     <w:p>
@@ -778,7 +889,25 @@
           <w:sz w:val="24"/>
           <w:szCs w:val="24"/>
         </w:rPr>
-        <w:t>{preco_total}</w:t>
+        <w:t>{</w:t>
+      </w:r>
+      <w:proofErr w:type="spellStart"/>
+      <w:r>
+        <w:rPr>
+          <w:b/>
+          <w:sz w:val="24"/>
+          <w:szCs w:val="24"/>
+        </w:rPr>
+        <w:t>preco_total</w:t>
+      </w:r>
+      <w:proofErr w:type="spellEnd"/>
+      <w:r>
+        <w:rPr>
+          <w:b/>
+          <w:sz w:val="24"/>
+          <w:szCs w:val="24"/>
+        </w:rPr>
+        <w:t>}</w:t>
       </w:r>
     </w:p>
     <w:p>
@@ -1151,7 +1280,23 @@
           <w:sz w:val="24"/>
           <w:szCs w:val="24"/>
         </w:rPr>
-        <w:t>Todas as etapas de execução dos serviços terão bom acabamento, com garantia de 5 anos, conforme as normas da ABNT (Associação Brasileira  de Normas Técnicas). Esta garantia refere-se a mão de obra e materiais por nós utilizados. Esclarecemos que danos causados por terceiros, uso indevido, perfurações, ausência de limpeza, carregamento de cargas mal dimensionadas, movimentações, danos estruturais ou naturais ficam excluídos desta garantia.</w:t>
+        <w:t xml:space="preserve">Todas as etapas de execução dos serviços terão bom acabamento, com garantia de 5 anos, conforme as normas da ABNT (Associação </w:t>
+      </w:r>
+      <w:proofErr w:type="gramStart"/>
+      <w:r>
+        <w:rPr>
+          <w:sz w:val="24"/>
+          <w:szCs w:val="24"/>
+        </w:rPr>
+        <w:t>Brasileira  de</w:t>
+      </w:r>
+      <w:proofErr w:type="gramEnd"/>
+      <w:r>
+        <w:rPr>
+          <w:sz w:val="24"/>
+          <w:szCs w:val="24"/>
+        </w:rPr>
+        <w:t xml:space="preserve"> Normas Técnicas). Esta garantia refere-se a mão de obra e materiais por nós utilizados. Esclarecemos que danos causados por terceiros, uso indevido, perfurações, ausência de limpeza, carregamento de cargas mal dimensionadas, movimentações, danos estruturais ou naturais ficam excluídos desta garantia.</w:t>
       </w:r>
     </w:p>
     <w:p>
@@ -1495,7 +1640,23 @@
           <w:sz w:val="24"/>
           <w:szCs w:val="24"/>
         </w:rPr>
-        <w:t>{data_extenso}</w:t>
+        <w:t>{</w:t>
+      </w:r>
+      <w:proofErr w:type="spellStart"/>
+      <w:r>
+        <w:rPr>
+          <w:sz w:val="24"/>
+          <w:szCs w:val="24"/>
+        </w:rPr>
+        <w:t>data_extenso</w:t>
+      </w:r>
+      <w:proofErr w:type="spellEnd"/>
+      <w:r>
+        <w:rPr>
+          <w:sz w:val="24"/>
+          <w:szCs w:val="24"/>
+        </w:rPr>
+        <w:t>}</w:t>
       </w:r>
       <w:r>
         <w:rPr>
@@ -1650,7 +1811,27 @@
                 <w:sz w:val="20"/>
                 <w:szCs w:val="20"/>
               </w:rPr>
-              <w:t>{nome_cliente}</w:t>
+              <w:t>{</w:t>
+            </w:r>
+            <w:proofErr w:type="spellStart"/>
+            <w:r>
+              <w:rPr>
+                <w:b/>
+                <w:bCs/>
+                <w:sz w:val="20"/>
+                <w:szCs w:val="20"/>
+              </w:rPr>
+              <w:t>nome_cliente</w:t>
+            </w:r>
+            <w:proofErr w:type="spellEnd"/>
+            <w:r>
+              <w:rPr>
+                <w:b/>
+                <w:bCs/>
+                <w:sz w:val="20"/>
+                <w:szCs w:val="20"/>
+              </w:rPr>
+              <w:t>}</w:t>
             </w:r>
           </w:p>
           <w:p>
@@ -1693,7 +1874,27 @@
                 <w:sz w:val="20"/>
                 <w:szCs w:val="20"/>
               </w:rPr>
-              <w:t>{cnpj_cliente}</w:t>
+              <w:t>{</w:t>
+            </w:r>
+            <w:proofErr w:type="spellStart"/>
+            <w:r>
+              <w:rPr>
+                <w:b/>
+                <w:bCs/>
+                <w:sz w:val="20"/>
+                <w:szCs w:val="20"/>
+              </w:rPr>
+              <w:t>cnpj_cliente</w:t>
+            </w:r>
+            <w:proofErr w:type="spellEnd"/>
+            <w:r>
+              <w:rPr>
+                <w:b/>
+                <w:bCs/>
+                <w:sz w:val="20"/>
+                <w:szCs w:val="20"/>
+              </w:rPr>
+              <w:t>}</w:t>
             </w:r>
           </w:p>
         </w:tc>
@@ -1742,7 +1943,25 @@
                 <w:sz w:val="20"/>
                 <w:szCs w:val="20"/>
               </w:rPr>
-              <w:t>A. CORRÊA  Arquitetura e Segurança</w:t>
+              <w:t xml:space="preserve">A. </w:t>
+            </w:r>
+            <w:proofErr w:type="gramStart"/>
+            <w:r>
+              <w:rPr>
+                <w:b/>
+                <w:sz w:val="20"/>
+                <w:szCs w:val="20"/>
+              </w:rPr>
+              <w:t>CORRÊA  Arquitetura</w:t>
+            </w:r>
+            <w:proofErr w:type="gramEnd"/>
+            <w:r>
+              <w:rPr>
+                <w:b/>
+                <w:sz w:val="20"/>
+                <w:szCs w:val="20"/>
+              </w:rPr>
+              <w:t xml:space="preserve"> e Segurança</w:t>
             </w:r>
           </w:p>
           <w:p>
